--- a/companies/northgate-staffing/Engagements/Hicks-Castillo/Meeting Minutes 2023-10-02 - Hicks-Castillo.docx
+++ b/companies/northgate-staffing/Engagements/Hicks-Castillo/Meeting Minutes 2023-10-02 - Hicks-Castillo.docx
@@ -3,16 +3,16 @@
 <w:document xmlns:wpc="http://schemas.microsoft.com/office/word/2010/wordprocessingCanvas" xmlns:mo="http://schemas.microsoft.com/office/mac/office/2008/main" xmlns:mc="http://schemas.openxmlformats.org/markup-compatibility/2006" xmlns:mv="urn:schemas-microsoft-com:mac:vml" xmlns:o="urn:schemas-microsoft-com:office:office" xmlns:r="http://schemas.openxmlformats.org/officeDocument/2006/relationships" xmlns:m="http://schemas.openxmlformats.org/officeDocument/2006/math" xmlns:v="urn:schemas-microsoft-com:vml" xmlns:wp14="http://schemas.microsoft.com/office/word/2010/wordprocessingDrawing" xmlns:wp="http://schemas.openxmlformats.org/drawingml/2006/wordprocessingDrawing" xmlns:w10="urn:schemas-microsoft-com:office:word" xmlns:w="http://schemas.openxmlformats.org/wordprocessingml/2006/main" xmlns:w14="http://schemas.microsoft.com/office/word/2010/wordml" xmlns:wpg="http://schemas.microsoft.com/office/word/2010/wordprocessingGroup" xmlns:wpi="http://schemas.microsoft.com/office/word/2010/wordprocessingInk" xmlns:wne="http://schemas.microsoft.com/office/word/2006/wordml" xmlns:wps="http://schemas.microsoft.com/office/word/2010/wordprocessingShape" mc:Ignorable="w14 wp14">
   <w:body>
     <w:p>
+      <w:pPr>
+        <w:pStyle w:val="Heading1"/>
+      </w:pPr>
       <w:r>
-        <w:t>Working session on the draft findings for the compensation benchmarking study for Hicks-Castillo. Minutes taken by Sandra Fuentes.</w:t>
+        <w:t>Minutes: Findings Review, Hicks-Castillo Benchmarking</w:t>
       </w:r>
     </w:p>
     <w:p>
-      <w:pPr>
-        <w:pStyle w:val="Heading2"/>
-      </w:pPr>
       <w:r>
-        <w:t>Present</w:t>
+        <w:t>A working session to review the draft findings and agree what remains before the final report. Held with:</w:t>
       </w:r>
     </w:p>
     <w:p>
@@ -20,7 +20,7 @@
         <w:pStyle w:val="ListBullet"/>
       </w:pPr>
       <w:r>
-        <w:t>Sandra Fuentes, Principal, Northgate Talent Partners LLC</w:t>
+        <w:t>Sandra Fuentes, Principal, Northgate Talent Partners</w:t>
       </w:r>
     </w:p>
     <w:p>
@@ -28,7 +28,7 @@
         <w:pStyle w:val="ListBullet"/>
       </w:pPr>
       <w:r>
-        <w:t>David Weiss, Research Associate, Northgate Talent Partners LLC</w:t>
+        <w:t>David Weiss, Research Associate, Northgate Talent Partners</w:t>
       </w:r>
     </w:p>
     <w:p>
@@ -40,31 +40,28 @@
       </w:r>
     </w:p>
     <w:p>
-      <w:pPr>
-        <w:pStyle w:val="Heading2"/>
-      </w:pPr>
       <w:r>
-        <w:t>Discussion</w:t>
+        <w:t>The main outcome of the session is that the draft findings hold together and the client sees his own company in them, which is the test that matters at this stage. We took David Mcgee through the role-by-role comparison for Hicks-Castillo across base, incentive, and total compensation, and he recognized both the overall picture and the outliers in it, which tells us the peer group and the normalization did the work they were meant to do.</w:t>
       </w:r>
     </w:p>
     <w:p>
       <w:r>
-        <w:t>We walked the draft findings end to end. David Weiss presented and I interrupted rather more than was strictly necessary. The headline is what we signaled at the midpoint and it has not moved: the company sits at or slightly above market on base salary at the top of the house, and materially below market on target total cash at the two levels beneath it. The gap is not in salary. It is in the annual incentive design, which pays out on a formula the peer set largely abandoned some years ago. That is a considerably more useful finding than a flat statement that the company underpays, because it points at a mechanism that can be fixed rather than at a number that can only be argued with.</w:t>
+        <w:t>David Weiss then walked through the two operating-leader roles we had flagged earlier as hard to benchmark, and explained the judgment calls we made and documented instead of forcing a false match onto a survey title. David Mcgee accepted the reasoning and, helpfully, gave us a piece of internal context on one of those roles that lets us tighten the comparison further. We agreed that being transparent about those two roles belongs in the report itself, not buried in a footnote, so that the board understands where the numbers are firm and where they rest on judgment.</w:t>
       </w:r>
     </w:p>
     <w:p>
       <w:r>
-        <w:t>Mr. Mcgee's first question was the right one, which was how confident we are. David Weiss took him through the source log live, pulled two figures apart at his request, and showed the aging factor applied to each. The exercise took the better part of half an hour and was worth every minute of it. Mr. Mcgee said afterward that he had never been able to do that with a benchmarking study before. I record it here because it is the return on building the log in the first month instead of the seventh, and the next person tempted to defer it should read this paragraph.</w:t>
+        <w:t>Much of the substance turned on the incentive gap. The comparison shows the client's operating leaders at or near market on base pay but trailing the peer group on total compensation, and the difference sits almost entirely in the incentive component. David Mcgee had suspected as much, and seeing it laid out role by role gave him something concrete to take to the board, though we were careful to say that the numbers describe the market and do not, on their own, prescribe what the client should do about them.</w:t>
       </w:r>
     </w:p>
     <w:p>
       <w:r>
-        <w:t>The long-term incentive section remains the weakest part of the study, and we said so out loud rather than waiting for him to find it. For the privately held peers we have survey participation and nothing better, and the resulting range is thin. My instruction to David Weiss stands: show it, label it, and set the cash-only view beside it so the reader can choose which to lean on. Mr. Mcgee accepted this without argument. His view is that his board will discount a thin range appropriately if we tell them it is thin, and will never forgive us for not saying so.</w:t>
+        <w:t>We also talked about timing for the close. With the analysis all but settled, David Mcgee asked how soon the board could see a final version, and we were straight with him that the two open refinements come first. A benchmark that shifts after the board has already seen it does more damage to confidence than the few days of waiting would ever be worth, so we agreed to hold the presentation until the report is genuinely final.</w:t>
       </w:r>
     </w:p>
     <w:p>
       <w:r>
-        <w:t>On distribution and on names. The findings describe seats and bands throughout, and I confirmed that the current draft contains no incumbent names anywhere in it. The separate committee document is scoped, short, and goes only to the compensation committee under Mr. Mcgee's own cover. He asked whether Hicks-Castillo may share the study with its outside counsel. The answer is yes, subject to the same internal-use limitation the letter carries, and I will confirm that in writing so that neither of us has to rely on a memory of a meeting.</w:t>
+        <w:t>We closed on how the client wants the findings framed for the board. David Mcgee asked that the report lead with total compensation for the operating leaders and treat base pay as supporting detail, consistent with what the board most cares about, and we agreed that framing. We also agreed to keep the comparator companies unnamed in the board version, identifying them by sector and size band, which protects the confidences under which the data was gathered.</w:t>
       </w:r>
     </w:p>
     <w:p>
@@ -72,60 +69,161 @@
         <w:pStyle w:val="Heading2"/>
       </w:pPr>
       <w:r>
-        <w:t>Actions agreed</w:t>
+        <w:t>Actions Before the Final Report</w:t>
       </w:r>
     </w:p>
-    <w:p>
-      <w:pPr>
-        <w:pStyle w:val="ListBullet"/>
-      </w:pPr>
-      <w:r>
-        <w:t>David Weiss: rework the annual incentive section to lead with the design finding rather than the gap number. Draft to me before it circulates.</w:t>
-      </w:r>
-    </w:p>
-    <w:p>
-      <w:pPr>
-        <w:pStyle w:val="ListBullet"/>
-      </w:pPr>
-      <w:r>
-        <w:t>David Weiss: finalize the long-term incentive treatment as labeled-and-thin, with the cash-only view alongside.</w:t>
-      </w:r>
-    </w:p>
-    <w:p>
-      <w:pPr>
-        <w:pStyle w:val="ListBullet"/>
-      </w:pPr>
-      <w:r>
-        <w:t>Sandra Fuentes: confirm the outside counsel sharing permission in writing.</w:t>
-      </w:r>
-    </w:p>
-    <w:p>
-      <w:pPr>
-        <w:pStyle w:val="ListBullet"/>
-      </w:pPr>
-      <w:r>
-        <w:t>Sandra Fuentes: send the compensation committee document scope for Mr. Mcgee's approval before it is drafted.</w:t>
-      </w:r>
-    </w:p>
-    <w:p>
-      <w:pPr>
-        <w:pStyle w:val="ListBullet"/>
-      </w:pPr>
-      <w:r>
-        <w:t>David Mcgee: identify the audience for the findings presentation, and say whether the committee sitting is the same session or a separate one.</w:t>
-      </w:r>
-    </w:p>
-    <w:p>
-      <w:pPr>
-        <w:pStyle w:val="ListBullet"/>
-      </w:pPr>
-      <w:r>
-        <w:t>David Weiss: assemble the exhibits in presentation order once the written findings are locked, and not before.</w:t>
-      </w:r>
-    </w:p>
+    <w:tbl>
+      <w:tblPr>
+        <w:tblStyle w:val="TableGrid"/>
+        <w:tblW w:type="auto" w:w="0"/>
+        <w:tblLook w:firstColumn="1" w:firstRow="1" w:lastColumn="0" w:lastRow="0" w:noHBand="0" w:noVBand="1" w:val="04A0"/>
+      </w:tblPr>
+      <w:tblGrid>
+        <w:gridCol w:w="2880"/>
+        <w:gridCol w:w="2880"/>
+        <w:gridCol w:w="2880"/>
+      </w:tblGrid>
+      <w:tr>
+        <w:tc>
+          <w:tcPr>
+            <w:tcW w:type="dxa" w:w="2880"/>
+          </w:tcPr>
+          <w:p>
+            <w:r>
+              <w:rPr>
+                <w:b/>
+              </w:rPr>
+              <w:t>Owner</w:t>
+            </w:r>
+          </w:p>
+        </w:tc>
+        <w:tc>
+          <w:tcPr>
+            <w:tcW w:type="dxa" w:w="2880"/>
+          </w:tcPr>
+          <w:p>
+            <w:r>
+              <w:rPr>
+                <w:b/>
+              </w:rPr>
+              <w:t>Action</w:t>
+            </w:r>
+          </w:p>
+        </w:tc>
+        <w:tc>
+          <w:tcPr>
+            <w:tcW w:type="dxa" w:w="2880"/>
+          </w:tcPr>
+          <w:p>
+            <w:r>
+              <w:rPr>
+                <w:b/>
+              </w:rPr>
+              <w:t>Timing</w:t>
+            </w:r>
+          </w:p>
+        </w:tc>
+      </w:tr>
+      <w:tr>
+        <w:tc>
+          <w:tcPr>
+            <w:tcW w:type="dxa" w:w="2880"/>
+          </w:tcPr>
+          <w:p>
+            <w:r>
+              <w:t>David Weiss</w:t>
+            </w:r>
+          </w:p>
+        </w:tc>
+        <w:tc>
+          <w:tcPr>
+            <w:tcW w:type="dxa" w:w="2880"/>
+          </w:tcPr>
+          <w:p>
+            <w:r>
+              <w:t>Incorporate the new internal context on the flagged role and refresh the affected comparison</w:t>
+            </w:r>
+          </w:p>
+        </w:tc>
+        <w:tc>
+          <w:tcPr>
+            <w:tcW w:type="dxa" w:w="2880"/>
+          </w:tcPr>
+          <w:p>
+            <w:r>
+              <w:t>One week</w:t>
+            </w:r>
+          </w:p>
+        </w:tc>
+      </w:tr>
+      <w:tr>
+        <w:tc>
+          <w:tcPr>
+            <w:tcW w:type="dxa" w:w="2880"/>
+          </w:tcPr>
+          <w:p>
+            <w:r>
+              <w:t>Sandra Fuentes</w:t>
+            </w:r>
+          </w:p>
+        </w:tc>
+        <w:tc>
+          <w:tcPr>
+            <w:tcW w:type="dxa" w:w="2880"/>
+          </w:tcPr>
+          <w:p>
+            <w:r>
+              <w:t>Redraft the findings summary to lead with total compensation and prepare the board-ready version with comparators anonymized</w:t>
+            </w:r>
+          </w:p>
+        </w:tc>
+        <w:tc>
+          <w:tcPr>
+            <w:tcW w:type="dxa" w:w="2880"/>
+          </w:tcPr>
+          <w:p>
+            <w:r>
+              <w:t>Two weeks</w:t>
+            </w:r>
+          </w:p>
+        </w:tc>
+      </w:tr>
+      <w:tr>
+        <w:tc>
+          <w:tcPr>
+            <w:tcW w:type="dxa" w:w="2880"/>
+          </w:tcPr>
+          <w:p>
+            <w:r>
+              <w:t>David Mcgee</w:t>
+            </w:r>
+          </w:p>
+        </w:tc>
+        <w:tc>
+          <w:tcPr>
+            <w:tcW w:type="dxa" w:w="2880"/>
+          </w:tcPr>
+          <w:p>
+            <w:r>
+              <w:t>Confirm the board meeting date so we can schedule the final presentation</w:t>
+            </w:r>
+          </w:p>
+        </w:tc>
+        <w:tc>
+          <w:tcPr>
+            <w:tcW w:type="dxa" w:w="2880"/>
+          </w:tcPr>
+          <w:p>
+            <w:r>
+              <w:t>This week</w:t>
+            </w:r>
+          </w:p>
+        </w:tc>
+      </w:tr>
+    </w:tbl>
     <w:p>
       <w:r>
-        <w:t>Corrections to me within the week. I will say, since the record ought to carry it, that David Weiss handled being audited live on his own numbers with more composure than most people at twice his tenure would have managed, and the study is better than it would have been had we not spent the front end the way we did.</w:t>
+        <w:t>We are close. Once these items are done, the final report and a board presentation are all that remain. Minutes recorded by Sandra Fuentes.</w:t>
       </w:r>
     </w:p>
     <w:sectPr>

--- a/companies/northgate-staffing/Engagements/Hicks-Castillo/Meeting Minutes 2023-10-02 - Hicks-Castillo.docx
+++ b/companies/northgate-staffing/Engagements/Hicks-Castillo/Meeting Minutes 2023-10-02 - Hicks-Castillo.docx
@@ -7,12 +7,20 @@
         <w:pStyle w:val="Heading1"/>
       </w:pPr>
       <w:r>
-        <w:t>Minutes: Findings Review, Hicks-Castillo Benchmarking</w:t>
+        <w:t>Draft findings review: compensation benchmarking for Hicks-Castillo</w:t>
       </w:r>
     </w:p>
     <w:p>
       <w:r>
-        <w:t>A working session to review the draft findings and agree what remains before the final report. Held with:</w:t>
+        <w:t>The draft findings were accepted with two changes, and the report can now go to a final version. Most of the ninety minutes went on the costed section, which is the part a board will argue about, and on how much method belongs in the body of a document that non-specialists will read cold.</w:t>
+      </w:r>
+    </w:p>
+    <w:p>
+      <w:pPr>
+        <w:pStyle w:val="Heading2"/>
+      </w:pPr>
+      <w:r>
+        <w:t>Attendance</w:t>
       </w:r>
     </w:p>
     <w:p>
@@ -40,28 +48,16 @@
       </w:r>
     </w:p>
     <w:p>
+      <w:pPr>
+        <w:pStyle w:val="Heading2"/>
+      </w:pPr>
       <w:r>
-        <w:t>The main outcome of the session is that the draft findings hold together and the client sees his own company in them, which is the test that matters at this stage. We took David Mcgee through the role-by-role comparison for Hicks-Castillo across base, incentive, and total compensation, and he recognized both the overall picture and the outliers in it, which tells us the peer group and the normalization did the work they were meant to do.</w:t>
+        <w:t>Where the findings landed</w:t>
       </w:r>
     </w:p>
     <w:p>
       <w:r>
-        <w:t>David Weiss then walked through the two operating-leader roles we had flagged earlier as hard to benchmark, and explained the judgment calls we made and documented instead of forcing a false match onto a survey title. David Mcgee accepted the reasoning and, helpfully, gave us a piece of internal context on one of those roles that lets us tighten the comparison further. We agreed that being transparent about those two roles belongs in the report itself, not buried in a footnote, so that the board understands where the numbers are firm and where they rest on judgment.</w:t>
-      </w:r>
-    </w:p>
-    <w:p>
-      <w:r>
-        <w:t>Much of the substance turned on the incentive gap. The comparison shows the client's operating leaders at or near market on base pay but trailing the peer group on total compensation, and the difference sits almost entirely in the incentive component. David Mcgee had suspected as much, and seeing it laid out role by role gave him something concrete to take to the board, though we were careful to say that the numbers describe the market and do not, on their own, prescribe what the client should do about them.</w:t>
-      </w:r>
-    </w:p>
-    <w:p>
-      <w:r>
-        <w:t>We also talked about timing for the close. With the analysis all but settled, David Mcgee asked how soon the board could see a final version, and we were straight with him that the two open refinements come first. A benchmark that shifts after the board has already seen it does more damage to confidence than the few days of waiting would ever be worth, so we agreed to hold the presentation until the report is genuinely final.</w:t>
-      </w:r>
-    </w:p>
-    <w:p>
-      <w:r>
-        <w:t>We closed on how the client wants the findings framed for the board. David Mcgee asked that the report lead with total compensation for the operating leaders and treat base pay as supporting detail, consistent with what the board most cares about, and we agreed that framing. We also agreed to keep the comparator companies unnamed in the board version, identifying them by sector and size band, which protects the confidences under which the data was gathered.</w:t>
+        <w:t>David Weiss walked the eleven positions in the order they appear in the draft. Nine sit inside the range for the approved comparison group, two sit below the lower quartile, and the position that could not be called on purchased data now carries a range built from eleven direct conversations, with its method and its limits stated in the text. David Mcgee accepted all three readings without challenge, which is a better outcome than it sounds, because the argument about coverage was had in July and did not have to be had again.</w:t>
       </w:r>
     </w:p>
     <w:p>
@@ -69,161 +65,96 @@
         <w:pStyle w:val="Heading2"/>
       </w:pPr>
       <w:r>
-        <w:t>Actions Before the Final Report</w:t>
+        <w:t>The costed section</w:t>
       </w:r>
     </w:p>
-    <w:tbl>
-      <w:tblPr>
-        <w:tblStyle w:val="TableGrid"/>
-        <w:tblW w:type="auto" w:w="0"/>
-        <w:tblLook w:firstColumn="1" w:firstRow="1" w:lastColumn="0" w:lastRow="0" w:noHBand="0" w:noVBand="1" w:val="04A0"/>
-      </w:tblPr>
-      <w:tblGrid>
-        <w:gridCol w:w="2880"/>
-        <w:gridCol w:w="2880"/>
-        <w:gridCol w:w="2880"/>
-      </w:tblGrid>
-      <w:tr>
-        <w:tc>
-          <w:tcPr>
-            <w:tcW w:type="dxa" w:w="2880"/>
-          </w:tcPr>
-          <w:p>
-            <w:r>
-              <w:rPr>
-                <w:b/>
-              </w:rPr>
-              <w:t>Owner</w:t>
-            </w:r>
-          </w:p>
-        </w:tc>
-        <w:tc>
-          <w:tcPr>
-            <w:tcW w:type="dxa" w:w="2880"/>
-          </w:tcPr>
-          <w:p>
-            <w:r>
-              <w:rPr>
-                <w:b/>
-              </w:rPr>
-              <w:t>Action</w:t>
-            </w:r>
-          </w:p>
-        </w:tc>
-        <w:tc>
-          <w:tcPr>
-            <w:tcW w:type="dxa" w:w="2880"/>
-          </w:tcPr>
-          <w:p>
-            <w:r>
-              <w:rPr>
-                <w:b/>
-              </w:rPr>
-              <w:t>Timing</w:t>
-            </w:r>
-          </w:p>
-        </w:tc>
-      </w:tr>
-      <w:tr>
-        <w:tc>
-          <w:tcPr>
-            <w:tcW w:type="dxa" w:w="2880"/>
-          </w:tcPr>
-          <w:p>
-            <w:r>
-              <w:t>David Weiss</w:t>
-            </w:r>
-          </w:p>
-        </w:tc>
-        <w:tc>
-          <w:tcPr>
-            <w:tcW w:type="dxa" w:w="2880"/>
-          </w:tcPr>
-          <w:p>
-            <w:r>
-              <w:t>Incorporate the new internal context on the flagged role and refresh the affected comparison</w:t>
-            </w:r>
-          </w:p>
-        </w:tc>
-        <w:tc>
-          <w:tcPr>
-            <w:tcW w:type="dxa" w:w="2880"/>
-          </w:tcPr>
-          <w:p>
-            <w:r>
-              <w:t>One week</w:t>
-            </w:r>
-          </w:p>
-        </w:tc>
-      </w:tr>
-      <w:tr>
-        <w:tc>
-          <w:tcPr>
-            <w:tcW w:type="dxa" w:w="2880"/>
-          </w:tcPr>
-          <w:p>
-            <w:r>
-              <w:t>Sandra Fuentes</w:t>
-            </w:r>
-          </w:p>
-        </w:tc>
-        <w:tc>
-          <w:tcPr>
-            <w:tcW w:type="dxa" w:w="2880"/>
-          </w:tcPr>
-          <w:p>
-            <w:r>
-              <w:t>Redraft the findings summary to lead with total compensation and prepare the board-ready version with comparators anonymized</w:t>
-            </w:r>
-          </w:p>
-        </w:tc>
-        <w:tc>
-          <w:tcPr>
-            <w:tcW w:type="dxa" w:w="2880"/>
-          </w:tcPr>
-          <w:p>
-            <w:r>
-              <w:t>Two weeks</w:t>
-            </w:r>
-          </w:p>
-        </w:tc>
-      </w:tr>
-      <w:tr>
-        <w:tc>
-          <w:tcPr>
-            <w:tcW w:type="dxa" w:w="2880"/>
-          </w:tcPr>
-          <w:p>
-            <w:r>
-              <w:t>David Mcgee</w:t>
-            </w:r>
-          </w:p>
-        </w:tc>
-        <w:tc>
-          <w:tcPr>
-            <w:tcW w:type="dxa" w:w="2880"/>
-          </w:tcPr>
-          <w:p>
-            <w:r>
-              <w:t>Confirm the board meeting date so we can schedule the final presentation</w:t>
-            </w:r>
-          </w:p>
-        </w:tc>
-        <w:tc>
-          <w:tcPr>
-            <w:tcW w:type="dxa" w:w="2880"/>
-          </w:tcPr>
-          <w:p>
-            <w:r>
-              <w:t>This week</w:t>
-            </w:r>
-          </w:p>
-        </w:tc>
-      </w:tr>
-    </w:tbl>
     <w:p>
       <w:r>
-        <w:t>We are close. Once these items are done, the final report and a board presentation are all that remain. Minutes recorded by Sandra Fuentes.</w:t>
+        <w:t>David Mcgee asked for one addition. The draft costs the move of the two below-range positions to the median of the comparison group as a single company total, which is what we agreed in July. He pointed out that the board will ask immediately what the same move does to the positions sitting directly beneath those two, and that a report which does not answer the question will come straight back to us.</w:t>
+      </w:r>
+    </w:p>
+    <w:p>
+      <w:r>
+        <w:t>We agreed to add a second total covering the immediate knock-on, on a stated assumption about how far down the effect is allowed to run, and to label the two figures plainly enough that nobody can quote one for the other. I said the assumption has to be the client's to set and not ours to guess at, and David Mcgee will send it to us this week.</w:t>
+      </w:r>
+    </w:p>
+    <w:p>
+      <w:pPr>
+        <w:pStyle w:val="Heading2"/>
+      </w:pPr>
+      <w:r>
+        <w:t>How much method goes in the body</w:t>
+      </w:r>
+    </w:p>
+    <w:p>
+      <w:r>
+        <w:t>The client asked for the method to come out of the body of the report, on the grounds that a board reading it cold will not get past three pages of survey mechanics. We will move the method and the full crosswalk into appendices. I asked that the body keep a short paragraph on how the comparison group was built, with a direct reference to the appendix, because the first question any board member asks is who their company was compared against, and that answer should be in front of them when they ask it.</w:t>
+      </w:r>
+    </w:p>
+    <w:p>
+      <w:pPr>
+        <w:pStyle w:val="Heading2"/>
+      </w:pPr>
+      <w:r>
+        <w:t>Naming, again</w:t>
+      </w:r>
+    </w:p>
+    <w:p>
+      <w:r>
+        <w:t>David Mcgee asked whether the two below-range positions could be identified by title in the board version. In a company of this size a title is a person. We agreed that the board version describes positions by function and level, and that the full schedule, which does carry titles, sits in the appendix that stays with the general manager.</w:t>
+      </w:r>
+    </w:p>
+    <w:p>
+      <w:pPr>
+        <w:pStyle w:val="Heading2"/>
+      </w:pPr>
+      <w:r>
+        <w:t>Agreed actions</w:t>
+      </w:r>
+    </w:p>
+    <w:p>
+      <w:pPr>
+        <w:pStyle w:val="ListBullet"/>
+      </w:pPr>
+      <w:r>
+        <w:t>David Weiss to add the knock-on total and relabel both figures, within two weeks of the client's assumption reaching us.</w:t>
+      </w:r>
+    </w:p>
+    <w:p>
+      <w:pPr>
+        <w:pStyle w:val="ListBullet"/>
+      </w:pPr>
+      <w:r>
+        <w:t>David Weiss to move the method and the crosswalk into appendices, leaving a summary paragraph and a reference in the body.</w:t>
+      </w:r>
+    </w:p>
+    <w:p>
+      <w:pPr>
+        <w:pStyle w:val="ListBullet"/>
+      </w:pPr>
+      <w:r>
+        <w:t>Sandra Fuentes to draft the two-page board summary and send it to David Mcgee ahead of the full report.</w:t>
+      </w:r>
+    </w:p>
+    <w:p>
+      <w:pPr>
+        <w:pStyle w:val="ListBullet"/>
+      </w:pPr>
+      <w:r>
+        <w:t>David Mcgee to send the assumption for the knock-on cost, and to confirm the distribution of the board version and who holds the appendix.</w:t>
+      </w:r>
+    </w:p>
+    <w:p>
+      <w:pPr>
+        <w:pStyle w:val="ListBullet"/>
+      </w:pPr>
+      <w:r>
+        <w:t>Sandra Fuentes to fix the date for the final presentation once the board date is confirmed.</w:t>
+      </w:r>
+    </w:p>
+    <w:p>
+      <w:r>
+        <w:t>The final report goes to Hicks-Castillo as one document with its appendices bound separately, and we will present it in person instead of sending it over. David Mcgee will confirm the board date this month, and the presentation is set from there.</w:t>
       </w:r>
     </w:p>
     <w:sectPr>
